--- a/course_development/active_inference_family/04_screens_toys_tools/01_systems/output/lecture-content/01_systems-module.docx
+++ b/course_development/active_inference_family/04_screens_toys_tools/01_systems/output/lecture-content/01_systems-module.docx
@@ -4,7 +4,7 @@
   <w:body>
     <w:p>
       <w:r>
-        <w:t>Module 01: Systems in Family</w:t>
+        <w:t>Module 01: Systems — The Digital Neighborhood</w:t>
       </w:r>
     </w:p>
     <w:p>
@@ -14,12 +14,20 @@
     </w:p>
     <w:p>
       <w:r>
-        <w:t>Define Systems within the context of Family.  Analyze how Systems interacts with other components of the Active Inference framework.  Apply specific constraints of Family to the formal definition of Systems.   Introduction</w:t>
+        <w:t>Understand that the Internet is a System of connected computers.  Learn about The Network (The invisible wires connecting us).  Know that the Digital World is like a Real Neighborhood (Be safe!).   Introduction: The Invisible Web</w:t>
       </w:r>
     </w:p>
     <w:p>
       <w:r>
-        <w:t>This module explores Systems . In the Family curriculum, we approach this topic with a focus on specific applications and theoretical depth appropriate for the audience. Systems is a critical component of the 8-part Active Inference spine, bridging the gap between [Previous Topic] and [Next Topic].</w:t>
+        <w:t>Imagine a spider web that connects every house in the world.</w:t>
+        <w:br/>
+        <w:t>If you pull a string here, it jiggles over there.</w:t>
+        <w:br/>
+        <w:t>The Internet is a web of information.</w:t>
+        <w:br/>
+        <w:t>When you send a message, it travels through the web to your friend.</w:t>
+        <w:br/>
+        <w:t>You are part of a Global System.</w:t>
       </w:r>
     </w:p>
     <w:p>
@@ -29,56 +37,104 @@
     </w:p>
     <w:p>
       <w:r>
-        <w:t>1. Systems as a Markov Blanket Boundary</w:t>
+        <w:t>1. The Network (Connection)</w:t>
       </w:r>
     </w:p>
     <w:p>
       <w:r>
-        <w:t>How does Systems define the boundary between the agent and the environment?</w:t>
+        <w:t>Your tablet is not alone.</w:t>
+        <w:br/>
+        <w:t>It is talking to the Wi-Fi.</w:t>
+        <w:br/>
+        <w:t>The Wi-Fi is talking to the Router.</w:t>
+        <w:br/>
+        <w:t>The Router is talking to the World.</w:t>
+        <w:br/>
+        <w:t>This chain of talking is called a Network .</w:t>
       </w:r>
     </w:p>
     <w:p>
       <w:r>
-        <w:t>2. Generative Models of Systems</w:t>
+        <w:t>2. The Cloud (Other People's Computers)</w:t>
       </w:r>
     </w:p>
     <w:p>
       <w:r>
-        <w:t>What parameters involved in Systems must be optimized to minimize variational free energy?</w:t>
+        <w:t>Where do your photos go?</w:t>
+        <w:br/>
+        <w:t>"The Cloud."</w:t>
+        <w:br/>
+        <w:t>But the Cloud is just a building full of big computers (Servers).</w:t>
+        <w:br/>
+        <w:t>It's like a library that never closes.</w:t>
       </w:r>
     </w:p>
     <w:p>
       <w:r>
-        <w:t>3. Active Inference Dynamics</w:t>
+        <w:t>3. Digital Safety (Stranger Danger)</w:t>
       </w:r>
     </w:p>
     <w:p>
       <w:r>
-        <w:t>How does the process of Systems drive the perception-action loop?</w:t>
+        <w:t>Would you open your front door to a stranger? No.</w:t>
+        <w:br/>
+        <w:t>The Internet has doors too.</w:t>
       </w:r>
     </w:p>
     <w:p>
       <w:r>
-        <w:t>Applications</w:t>
+        <w:t>Don't talk to strangers.  Don't share your address.  If something feels weird, tell a parent.   Activities</w:t>
       </w:r>
     </w:p>
     <w:p>
       <w:r>
-        <w:t>In Family, we see Systems manifest in:</w:t>
-        <w:br/>
-        <w:t>* Specific Example 1 : [Add domain-specific example here]</w:t>
-        <w:br/>
-        <w:t>* Specific Example 2 : [Add domain-specific example here]</w:t>
+        <w:t>Activity 1: The String Telephone</w:t>
       </w:r>
     </w:p>
     <w:p>
       <w:r>
-        <w:t>Conclusion</w:t>
+        <w:t>Take two cups and a long string.</w:t>
+        <w:br/>
+        <w:t>Poke a hole in the bottom. Connect them.</w:t>
+        <w:br/>
+        <w:t>Pull the string tight.</w:t>
+        <w:br/>
+        <w:t>Talk into the cup.</w:t>
+        <w:br/>
+        <w:t>Can you hear?</w:t>
+        <w:br/>
+        <w:t>This is a simple Network!</w:t>
       </w:r>
     </w:p>
     <w:p>
       <w:r>
-        <w:t>Understanding Systems allows us to better model complex adaptive systems. In the next module, we will expand on this foundation.</w:t>
+        <w:t>Activity 2: Draw the Web</w:t>
+      </w:r>
+    </w:p>
+    <w:p>
+      <w:r>
+        <w:t>Draw your house.</w:t>
+        <w:br/>
+        <w:t>Draw your friend's house.</w:t>
+        <w:br/>
+        <w:t>Draw the lines connecting them.</w:t>
+        <w:br/>
+        <w:t>Draw the "Data Packets" (Messages) traveling on the lines.</w:t>
+      </w:r>
+    </w:p>
+    <w:p>
+      <w:r>
+        <w:t>Summary</w:t>
+      </w:r>
+    </w:p>
+    <w:p>
+      <w:r>
+        <w:t>The Internet is amazing, but it is a big place. By understanding the System, we can explore it safely.</w:t>
+      </w:r>
+    </w:p>
+    <w:p>
+      <w:r>
+        <w:t>References</w:t>
       </w:r>
     </w:p>
     <w:sectPr>
